--- a/Sales Application.docx
+++ b/Sales Application.docx
@@ -1404,6 +1404,80 @@
           <w:lang w:val="en-US"/>
         </w:rPr>
       </w:pPr>
+    </w:p>
+    <w:p>
+      <w:pPr>
+        <w:ind w:left="-737"/>
+        <w:rPr>
+          <w:rFonts w:ascii="Times New Roman" w:hAnsi="Times New Roman" w:cs="Times New Roman"/>
+          <w:sz w:val="28"/>
+          <w:szCs w:val="28"/>
+        </w:rPr>
+      </w:pPr>
+      <w:r>
+        <w:rPr>
+          <w:rFonts w:ascii="Times New Roman" w:hAnsi="Times New Roman" w:cs="Times New Roman"/>
+          <w:sz w:val="28"/>
+          <w:szCs w:val="28"/>
+        </w:rPr>
+        <w:t>Client ID</w:t>
+      </w:r>
+    </w:p>
+    <w:p>
+      <w:pPr>
+        <w:ind w:left="-737"/>
+        <w:rPr>
+          <w:rFonts w:ascii="Times New Roman" w:hAnsi="Times New Roman" w:cs="Times New Roman"/>
+          <w:sz w:val="28"/>
+          <w:szCs w:val="28"/>
+          <w:lang w:val="en-US"/>
+        </w:rPr>
+      </w:pPr>
+      <w:r>
+        <w:rPr>
+          <w:rFonts w:ascii="Times New Roman" w:hAnsi="Times New Roman" w:cs="Times New Roman"/>
+          <w:sz w:val="28"/>
+          <w:szCs w:val="28"/>
+          <w:lang w:val="en-US"/>
+        </w:rPr>
+        <w:t>813480316880-dhqandlofttnc6r1gfp095drsks70h1k.apps.googleusercontent.com</w:t>
+      </w:r>
+    </w:p>
+    <w:p>
+      <w:pPr>
+        <w:ind w:left="-737"/>
+        <w:rPr>
+          <w:rFonts w:ascii="Times New Roman" w:hAnsi="Times New Roman" w:cs="Times New Roman"/>
+          <w:sz w:val="28"/>
+          <w:szCs w:val="28"/>
+          <w:lang w:val="en-US"/>
+        </w:rPr>
+      </w:pPr>
+      <w:r>
+        <w:rPr>
+          <w:rFonts w:ascii="Times New Roman" w:hAnsi="Times New Roman" w:cs="Times New Roman"/>
+          <w:sz w:val="28"/>
+          <w:szCs w:val="28"/>
+        </w:rPr>
+        <w:t>Client secret</w:t>
+      </w:r>
+      <w:r>
+        <w:rPr>
+          <w:rFonts w:ascii="Times New Roman" w:hAnsi="Times New Roman" w:cs="Times New Roman"/>
+          <w:sz w:val="28"/>
+          <w:szCs w:val="28"/>
+        </w:rPr>
+        <w:t xml:space="preserve"> - </w:t>
+      </w:r>
+      <w:r>
+        <w:rPr>
+          <w:rFonts w:ascii="Times New Roman" w:hAnsi="Times New Roman" w:cs="Times New Roman"/>
+          <w:sz w:val="28"/>
+          <w:szCs w:val="28"/>
+          <w:lang w:val="en-US"/>
+        </w:rPr>
+        <w:t>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</w:t>
+      </w:r>
     </w:p>
     <w:sectPr>
       <w:pgSz w:w="11906" w:h="16838"/>
@@ -2018,7 +2092,6 @@
   <w:style w:type="character" w:default="1" w:styleId="DefaultParagraphFont">
     <w:name w:val="Default Paragraph Font"/>
     <w:uiPriority w:val="1"/>
-    <w:semiHidden/>
     <w:unhideWhenUsed/>
   </w:style>
   <w:style w:type="table" w:default="1" w:styleId="TableNormal">
